--- a/countries/suriname/output/UPR39_Surinam_Thematic_List_of_Recommendations_ASSESSED.docx
+++ b/countries/suriname/output/UPR39_Surinam_Thematic_List_of_Recommendations_ASSESSED.docx
@@ -15817,7 +15817,7 @@
               <w:t xml:space="preserve">Assessment: </w:t>
             </w:r>
             <w:r>
-              <w:t>The Equal Treatment in Employment Act (2022) was adopted; the ILO continues to ask for comprehensive legislation covering all grounds.</w:t>
+              <w:t>The Equal Treatment in Employment Act (2022) was adopted; the ILO continues to call for comprehensive legislation covering all grounds.</w:t>
             </w:r>
             <w:r>
               <w:rPr>
@@ -18747,7 +18747,7 @@
               <w:t xml:space="preserve">Assessment: </w:t>
             </w:r>
             <w:r>
-              <w:t>UNESCO asks that the minimum age of marriage be 18 without exception; the State only states that customary law cannot override national law.</w:t>
+              <w:t>UNESCO requests that the minimum age of marriage be 18 without exception; the State only states that customary law cannot override national law.</w:t>
             </w:r>
             <w:r>
               <w:rPr>
@@ -19189,7 +19189,7 @@
               <w:t xml:space="preserve">Assessment: </w:t>
             </w:r>
             <w:r>
-              <w:t>The State describes elimination of corporal punishment in education only; the Human Rights Committee asks that parents' corporal punishment also be prohibited in the Civil Code.</w:t>
+              <w:t>The State describes elimination of corporal punishment in education only; the Human Rights Committee requests that parents' corporal punishment also be prohibited in the Civil Code.</w:t>
             </w:r>
             <w:r>
               <w:rPr>
@@ -19424,7 +19424,7 @@
               <w:t xml:space="preserve">Assessment: </w:t>
             </w:r>
             <w:r>
-              <w:t>The State describes elimination of corporal punishment in education only; the Human Rights Committee asks that parents' corporal punishment also be prohibited in the Civil Code.</w:t>
+              <w:t>The State describes elimination of corporal punishment in education only; the Human Rights Committee requests that parents' corporal punishment also be prohibited in the Civil Code.</w:t>
             </w:r>
             <w:r>
               <w:rPr>
@@ -19647,7 +19647,7 @@
               <w:t xml:space="preserve">Assessment: </w:t>
             </w:r>
             <w:r>
-              <w:t>The State describes elimination of corporal punishment in education only; the Human Rights Committee asks that parents' corporal punishment also be prohibited in the Civil Code.</w:t>
+              <w:t>The State describes elimination of corporal punishment in education only; the Human Rights Committee requests that parents' corporal punishment also be prohibited in the Civil Code.</w:t>
             </w:r>
             <w:r>
               <w:rPr>
@@ -28199,7 +28199,7 @@
               <w:t xml:space="preserve">Assessment: </w:t>
             </w:r>
             <w:r>
-              <w:t>The documents contain no information on this ask.</w:t>
+              <w:t>The documents contain no information on this recommendation.</w:t>
             </w:r>
           </w:p>
         </w:tc>
@@ -31759,7 +31759,7 @@
               <w:t xml:space="preserve">Assessment: </w:t>
             </w:r>
             <w:r>
-              <w:t>The documents contain no information on this ask.</w:t>
+              <w:t>The documents contain no information on this recommendation.</w:t>
             </w:r>
           </w:p>
         </w:tc>
@@ -32441,7 +32441,7 @@
               <w:t xml:space="preserve">Assessment: </w:t>
             </w:r>
             <w:r>
-              <w:t>The documents contain no information on this ask.</w:t>
+              <w:t>The documents contain no information on this recommendation.</w:t>
             </w:r>
           </w:p>
         </w:tc>
